--- a/01_项目管理/02_光与朽项目/01_策划文档/《光与朽》章节怪物与 Boss 策划案.docx
+++ b/01_项目管理/02_光与朽项目/01_策划文档/《光与朽》章节怪物与 Boss 策划案.docx
@@ -22,13 +22,22 @@
         <w:widowControl/>
         <w:suppressLineNumbers w:val="0"/>
       </w:pPr>
+    </w:p>
+    <w:p>
+      <w:pPr>
+        <w:pStyle w:val="3"/>
+        <w:keepNext w:val="0"/>
+        <w:keepLines w:val="0"/>
+        <w:widowControl/>
+        <w:suppressLineNumbers w:val="0"/>
+      </w:pPr>
       <w:r>
         <w:t>核心视觉表现规范（无骨骼动画方案）</w:t>
       </w:r>
     </w:p>
     <w:p>
       <w:pPr>
-        <w:pStyle w:val="5"/>
+        <w:pStyle w:val="6"/>
         <w:keepNext w:val="0"/>
         <w:keepLines w:val="0"/>
         <w:widowControl/>
@@ -47,7 +56,7 @@
       </w:r>
       <w:r>
         <w:rPr>
-          <w:rStyle w:val="8"/>
+          <w:rStyle w:val="9"/>
         </w:rPr>
         <w:t>DOTween</w:t>
       </w:r>
@@ -57,7 +66,7 @@
     </w:p>
     <w:p>
       <w:pPr>
-        <w:pStyle w:val="5"/>
+        <w:pStyle w:val="6"/>
         <w:keepNext w:val="0"/>
         <w:keepLines w:val="0"/>
         <w:widowControl/>
@@ -76,7 +85,7 @@
       </w:r>
       <w:r>
         <w:rPr>
-          <w:rStyle w:val="8"/>
+          <w:rStyle w:val="9"/>
         </w:rPr>
         <w:t>SpriteRenderer.color</w:t>
       </w:r>
@@ -86,7 +95,7 @@
     </w:p>
     <w:p>
       <w:pPr>
-        <w:pStyle w:val="5"/>
+        <w:pStyle w:val="6"/>
         <w:keepNext w:val="0"/>
         <w:keepLines w:val="0"/>
         <w:widowControl/>
@@ -105,13 +114,277 @@
       </w:r>
       <w:r>
         <w:rPr>
-          <w:rStyle w:val="8"/>
+          <w:rStyle w:val="9"/>
         </w:rPr>
         <w:t>Particle System</w:t>
       </w:r>
       <w:r>
         <w:t>。</w:t>
       </w:r>
+    </w:p>
+    <w:p>
+      <w:pPr>
+        <w:pStyle w:val="6"/>
+        <w:keepNext w:val="0"/>
+        <w:keepLines w:val="0"/>
+        <w:widowControl/>
+        <w:suppressLineNumbers w:val="0"/>
+        <w:ind w:left="720"/>
+      </w:pPr>
+    </w:p>
+    <w:p>
+      <w:pPr>
+        <w:pStyle w:val="3"/>
+        <w:keepNext w:val="0"/>
+        <w:keepLines w:val="0"/>
+        <w:widowControl/>
+        <w:suppressLineNumbers w:val="0"/>
+      </w:pPr>
+      <w:r>
+        <w:t>核心系统：Boss 通用状态机架构 (Base Boss Controller)</w:t>
+      </w:r>
+    </w:p>
+    <w:p>
+      <w:pPr>
+        <w:pStyle w:val="6"/>
+        <w:keepNext w:val="0"/>
+        <w:keepLines w:val="0"/>
+        <w:widowControl/>
+        <w:suppressLineNumbers w:val="0"/>
+      </w:pPr>
+      <w:r>
+        <w:rPr>
+          <w:i/>
+          <w:iCs/>
+        </w:rPr>
+        <w:t>为了最大化开发效率，所有章节的 Boss 均继承此底层架构，仅在具体表现和技能数值上做差异化替换。</w:t>
+      </w:r>
+    </w:p>
+    <w:p>
+      <w:pPr>
+        <w:pStyle w:val="6"/>
+        <w:keepNext w:val="0"/>
+        <w:keepLines w:val="0"/>
+        <w:widowControl/>
+        <w:suppressLineNumbers w:val="0"/>
+        <w:ind w:left="720"/>
+      </w:pPr>
+      <w:r>
+        <w:rPr>
+          <w:b/>
+          <w:bCs/>
+        </w:rPr>
+        <w:t>[基础状态]</w:t>
+      </w:r>
+    </w:p>
+    <w:p>
+      <w:pPr>
+        <w:pStyle w:val="6"/>
+        <w:keepNext w:val="0"/>
+        <w:keepLines w:val="0"/>
+        <w:widowControl/>
+        <w:suppressLineNumbers w:val="0"/>
+        <w:ind w:left="1440"/>
+      </w:pPr>
+      <w:r>
+        <w:rPr>
+          <w:b/>
+          <w:bCs/>
+        </w:rPr>
+        <w:t>入场 (Intro)：</w:t>
+      </w:r>
+      <w:r>
+        <w:t xml:space="preserve"> 播放特定的 DOTween 缩放/降落动画，伴随屏幕震动和专属音效，期间无敌。</w:t>
+      </w:r>
+    </w:p>
+    <w:p>
+      <w:pPr>
+        <w:pStyle w:val="6"/>
+        <w:keepNext w:val="0"/>
+        <w:keepLines w:val="0"/>
+        <w:widowControl/>
+        <w:suppressLineNumbers w:val="0"/>
+        <w:ind w:left="1440"/>
+      </w:pPr>
+      <w:r>
+        <w:rPr>
+          <w:b/>
+          <w:bCs/>
+        </w:rPr>
+        <w:t>待机/寻敌 (Idle/Move)：</w:t>
+      </w:r>
+      <w:r>
+        <w:t xml:space="preserve"> 缓慢向光棱塔移动的默认状态。</w:t>
+      </w:r>
+    </w:p>
+    <w:p>
+      <w:pPr>
+        <w:pStyle w:val="6"/>
+        <w:keepNext w:val="0"/>
+        <w:keepLines w:val="0"/>
+        <w:widowControl/>
+        <w:suppressLineNumbers w:val="0"/>
+        <w:ind w:left="720"/>
+      </w:pPr>
+      <w:r>
+        <w:rPr>
+          <w:b/>
+          <w:bCs/>
+        </w:rPr>
+        <w:t>[受击与异常状态 (Hit-Reactions)]</w:t>
+      </w:r>
+    </w:p>
+    <w:p>
+      <w:pPr>
+        <w:pStyle w:val="6"/>
+        <w:keepNext w:val="0"/>
+        <w:keepLines w:val="0"/>
+        <w:widowControl/>
+        <w:suppressLineNumbers w:val="0"/>
+        <w:ind w:left="1440"/>
+      </w:pPr>
+      <w:r>
+        <w:rPr>
+          <w:b/>
+          <w:bCs/>
+        </w:rPr>
+        <w:t>受击僵直 (Hit-Stun)：</w:t>
+      </w:r>
+      <w:r>
+        <w:t xml:space="preserve"> 受到单次高额伤害或破甲时，流体产生剧烈的反向扭曲，打断当前非霸体动作。</w:t>
+      </w:r>
+    </w:p>
+    <w:p>
+      <w:pPr>
+        <w:pStyle w:val="6"/>
+        <w:keepNext w:val="0"/>
+        <w:keepLines w:val="0"/>
+        <w:widowControl/>
+        <w:suppressLineNumbers w:val="0"/>
+        <w:ind w:left="1440"/>
+      </w:pPr>
+      <w:r>
+        <w:rPr>
+          <w:b/>
+          <w:bCs/>
+        </w:rPr>
+        <w:t>减速/冻结 (Slow/Freeze)：</w:t>
+      </w:r>
+      <w:r>
+        <w:t xml:space="preserve"> 受到极寒流派攻击时，移速和动画播放速度 (</w:t>
+      </w:r>
+      <w:r>
+        <w:rPr>
+          <w:rStyle w:val="9"/>
+        </w:rPr>
+        <w:t>timeScale</w:t>
+      </w:r>
+      <w:r>
+        <w:t>) 按比例下降。若被完全冻结，材质变为冰蓝，停止一切动作并丢失霸体。</w:t>
+      </w:r>
+    </w:p>
+    <w:p>
+      <w:pPr>
+        <w:pStyle w:val="6"/>
+        <w:keepNext w:val="0"/>
+        <w:keepLines w:val="0"/>
+        <w:widowControl/>
+        <w:suppressLineNumbers w:val="0"/>
+        <w:ind w:left="720"/>
+      </w:pPr>
+      <w:r>
+        <w:rPr>
+          <w:b/>
+          <w:bCs/>
+        </w:rPr>
+        <w:t>[防御机制 (Defense Systems)]</w:t>
+      </w:r>
+    </w:p>
+    <w:p>
+      <w:pPr>
+        <w:pStyle w:val="6"/>
+        <w:keepNext w:val="0"/>
+        <w:keepLines w:val="0"/>
+        <w:widowControl/>
+        <w:suppressLineNumbers w:val="0"/>
+        <w:ind w:left="1440"/>
+      </w:pPr>
+      <w:r>
+        <w:rPr>
+          <w:b/>
+          <w:bCs/>
+        </w:rPr>
+        <w:t>甲壳机制 (Carapace)：</w:t>
+      </w:r>
+      <w:r>
+        <w:t xml:space="preserve"> 覆盖在流体表面的额外防护层。拥有独立血量或减伤逻辑，未破除前 Boss 免疫大部分异常状态。</w:t>
+      </w:r>
+    </w:p>
+    <w:p>
+      <w:pPr>
+        <w:pStyle w:val="6"/>
+        <w:keepNext w:val="0"/>
+        <w:keepLines w:val="0"/>
+        <w:widowControl/>
+        <w:suppressLineNumbers w:val="0"/>
+        <w:ind w:left="1440"/>
+      </w:pPr>
+      <w:r>
+        <w:rPr>
+          <w:b/>
+          <w:bCs/>
+        </w:rPr>
+        <w:t>霸体系统 (Super Armor)：</w:t>
+      </w:r>
+      <w:r>
+        <w:t xml:space="preserve"> 释放强力技能时身体泛红/发光。霸体期间免疫物理击退和受击僵直，但仍受伤害。</w:t>
+      </w:r>
+    </w:p>
+    <w:p>
+      <w:pPr>
+        <w:pStyle w:val="6"/>
+        <w:keepNext w:val="0"/>
+        <w:keepLines w:val="0"/>
+        <w:widowControl/>
+        <w:suppressLineNumbers w:val="0"/>
+        <w:ind w:left="720"/>
+      </w:pPr>
+      <w:r>
+        <w:rPr>
+          <w:b/>
+          <w:bCs/>
+        </w:rPr>
+        <w:t>[阶段转换 (Phase Transition)]</w:t>
+      </w:r>
+    </w:p>
+    <w:p>
+      <w:pPr>
+        <w:pStyle w:val="6"/>
+        <w:keepNext w:val="0"/>
+        <w:keepLines w:val="0"/>
+        <w:widowControl/>
+        <w:suppressLineNumbers w:val="0"/>
+        <w:ind w:left="1440"/>
+      </w:pPr>
+      <w:r>
+        <w:rPr>
+          <w:b/>
+          <w:bCs/>
+        </w:rPr>
+        <w:t>狂暴触发 (Enrage)：</w:t>
+      </w:r>
+      <w:r>
+        <w:t xml:space="preserve"> 生命值跌破 30%（或 50%）时强制触发。清空所有 Debuff，体型变大，核心高频闪烁，技能释放频率与威力大幅提升。</w:t>
+      </w:r>
+    </w:p>
+    <w:p>
+      <w:pPr>
+        <w:pStyle w:val="6"/>
+        <w:keepNext w:val="0"/>
+        <w:keepLines w:val="0"/>
+        <w:widowControl/>
+        <w:suppressLineNumbers w:val="0"/>
+      </w:pPr>
     </w:p>
     <w:p>
       <w:pPr>
@@ -148,7 +421,7 @@
     </w:p>
     <w:p>
       <w:pPr>
-        <w:pStyle w:val="5"/>
+        <w:pStyle w:val="6"/>
         <w:keepNext w:val="0"/>
         <w:keepLines w:val="0"/>
         <w:widowControl/>
@@ -164,6 +437,15 @@
       <w:r>
         <w:t xml:space="preserve">：基础教学，确立“物理击退”和“流体割草”的核心爽感。 </w:t>
       </w:r>
+    </w:p>
+    <w:p>
+      <w:pPr>
+        <w:pStyle w:val="6"/>
+        <w:keepNext w:val="0"/>
+        <w:keepLines w:val="0"/>
+        <w:widowControl/>
+        <w:suppressLineNumbers w:val="0"/>
+      </w:pPr>
       <w:r>
         <w:rPr>
           <w:b/>
@@ -189,7 +471,7 @@
     </w:p>
     <w:p>
       <w:pPr>
-        <w:pStyle w:val="5"/>
+        <w:pStyle w:val="6"/>
         <w:keepNext w:val="0"/>
         <w:keepLines w:val="0"/>
         <w:widowControl/>
@@ -209,7 +491,7 @@
     </w:p>
     <w:p>
       <w:pPr>
-        <w:pStyle w:val="5"/>
+        <w:pStyle w:val="6"/>
         <w:keepNext w:val="0"/>
         <w:keepLines w:val="0"/>
         <w:widowControl/>
@@ -229,7 +511,7 @@
     </w:p>
     <w:p>
       <w:pPr>
-        <w:pStyle w:val="5"/>
+        <w:pStyle w:val="6"/>
         <w:keepNext w:val="0"/>
         <w:keepLines w:val="0"/>
         <w:widowControl/>
@@ -249,7 +531,7 @@
     </w:p>
     <w:p>
       <w:pPr>
-        <w:pStyle w:val="5"/>
+        <w:pStyle w:val="6"/>
         <w:keepNext w:val="0"/>
         <w:keepLines w:val="0"/>
         <w:widowControl/>
@@ -269,7 +551,7 @@
     </w:p>
     <w:p>
       <w:pPr>
-        <w:pStyle w:val="5"/>
+        <w:pStyle w:val="6"/>
         <w:keepNext w:val="0"/>
         <w:keepLines w:val="0"/>
         <w:widowControl/>
@@ -289,7 +571,7 @@
     </w:p>
     <w:p>
       <w:pPr>
-        <w:pStyle w:val="5"/>
+        <w:pStyle w:val="6"/>
         <w:keepNext w:val="0"/>
         <w:keepLines w:val="0"/>
         <w:widowControl/>
@@ -309,7 +591,7 @@
     </w:p>
     <w:p>
       <w:pPr>
-        <w:pStyle w:val="5"/>
+        <w:pStyle w:val="6"/>
         <w:keepNext w:val="0"/>
         <w:keepLines w:val="0"/>
         <w:widowControl/>
@@ -329,7 +611,7 @@
     </w:p>
     <w:p>
       <w:pPr>
-        <w:pStyle w:val="5"/>
+        <w:pStyle w:val="6"/>
         <w:keepNext w:val="0"/>
         <w:keepLines w:val="0"/>
         <w:widowControl/>
@@ -356,67 +638,380 @@
         <w:suppressLineNumbers w:val="0"/>
       </w:pPr>
       <w:r>
-        <w:t>2. 章节 Boss：污染之核 (Pollution Core)</w:t>
-      </w:r>
-    </w:p>
-    <w:p>
-      <w:pPr>
-        <w:pStyle w:val="5"/>
-        <w:keepNext w:val="0"/>
-        <w:keepLines w:val="0"/>
-        <w:widowControl/>
-        <w:suppressLineNumbers w:val="0"/>
-        <w:ind w:left="720"/>
-      </w:pPr>
-      <w:r>
-        <w:rPr>
-          <w:b/>
-          <w:bCs/>
-        </w:rPr>
-        <w:t>战斗逻辑</w:t>
-      </w:r>
-      <w:r>
-        <w:t>：物理角力与召唤测试。</w:t>
-      </w:r>
-    </w:p>
-    <w:p>
-      <w:pPr>
-        <w:pStyle w:val="5"/>
-        <w:keepNext w:val="0"/>
-        <w:keepLines w:val="0"/>
-        <w:widowControl/>
-        <w:suppressLineNumbers w:val="0"/>
-        <w:ind w:left="720"/>
-      </w:pPr>
-      <w:r>
-        <w:rPr>
-          <w:b/>
-          <w:bCs/>
-        </w:rPr>
-        <w:t>技能 1 - 虚空角力</w:t>
-      </w:r>
-      <w:r>
-        <w:t>：Boss 质量极大，会缓慢但坚定地向光棱塔推进。玩家必须集中激光火力将其推开。</w:t>
-      </w:r>
-    </w:p>
-    <w:p>
-      <w:pPr>
-        <w:pStyle w:val="5"/>
-        <w:keepNext w:val="0"/>
-        <w:keepLines w:val="0"/>
-        <w:widowControl/>
-        <w:suppressLineNumbers w:val="0"/>
-        <w:ind w:left="720"/>
-      </w:pPr>
-      <w:r>
-        <w:rPr>
-          <w:b/>
-          <w:bCs/>
-        </w:rPr>
-        <w:t>技能 2 - 增殖召唤</w:t>
-      </w:r>
-      <w:r>
-        <w:t>：Boss 剧烈抖动，向四周喷射 5-8 只暗流史莱姆。</w:t>
+        <w:rPr>
+          <w:rFonts w:hint="eastAsia"/>
+          <w:lang w:val="en-US" w:eastAsia="zh-CN"/>
+        </w:rPr>
+        <w:t>2</w:t>
+      </w:r>
+      <w:r>
+        <w:t xml:space="preserve">. </w:t>
+      </w:r>
+      <w:r>
+        <w:rPr>
+          <w:rFonts w:hint="eastAsia"/>
+          <w:lang w:val="en-US" w:eastAsia="zh-CN"/>
+        </w:rPr>
+        <w:t>精英</w:t>
+      </w:r>
+      <w:r>
+        <w:t>怪物</w:t>
+      </w:r>
+    </w:p>
+    <w:p>
+      <w:pPr>
+        <w:pStyle w:val="6"/>
+        <w:keepNext w:val="0"/>
+        <w:keepLines w:val="0"/>
+        <w:widowControl/>
+        <w:suppressLineNumbers w:val="0"/>
+        <w:ind w:left="720"/>
+        <w:rPr>
+          <w:b/>
+          <w:bCs/>
+        </w:rPr>
+      </w:pPr>
+      <w:r>
+        <w:rPr>
+          <w:rFonts w:ascii="宋体" w:hAnsi="宋体" w:eastAsia="宋体" w:cs="宋体"/>
+          <w:b/>
+          <w:bCs/>
+          <w:sz w:val="24"/>
+          <w:szCs w:val="24"/>
+        </w:rPr>
+        <w:t>【精英】虚空堡垒 (Elite Tank)</w:t>
+      </w:r>
+      <w:r>
+        <w:rPr>
+          <w:b/>
+          <w:bCs/>
+        </w:rPr>
+        <w:t>：</w:t>
+      </w:r>
+    </w:p>
+    <w:p>
+      <w:pPr>
+        <w:pStyle w:val="6"/>
+        <w:keepNext w:val="0"/>
+        <w:keepLines w:val="0"/>
+        <w:widowControl/>
+        <w:suppressLineNumbers w:val="0"/>
+        <w:ind w:left="1440"/>
+      </w:pPr>
+      <w:r>
+        <w:rPr>
+          <w:i/>
+          <w:iCs/>
+        </w:rPr>
+        <w:t>机制</w:t>
+      </w:r>
+      <w:r>
+        <w:t>：</w:t>
+      </w:r>
+      <w:r>
+        <w:rPr>
+          <w:rFonts w:ascii="宋体" w:hAnsi="宋体" w:eastAsia="宋体" w:cs="宋体"/>
+          <w:sz w:val="24"/>
+          <w:szCs w:val="24"/>
+        </w:rPr>
+        <w:t>体型放大 2 倍的坦克。拥有极高的血量，且自带微弱的</w:t>
+      </w:r>
+      <w:r>
+        <w:rPr>
+          <w:rFonts w:ascii="宋体" w:hAnsi="宋体" w:eastAsia="宋体" w:cs="宋体"/>
+          <w:b/>
+          <w:bCs/>
+          <w:sz w:val="24"/>
+          <w:szCs w:val="24"/>
+        </w:rPr>
+        <w:t>霸体光环</w:t>
+      </w:r>
+      <w:r>
+        <w:rPr>
+          <w:rFonts w:ascii="宋体" w:hAnsi="宋体" w:eastAsia="宋体" w:cs="宋体"/>
+          <w:sz w:val="24"/>
+          <w:szCs w:val="24"/>
+        </w:rPr>
+        <w:t>，极难被普通激光撼动</w:t>
+      </w:r>
+      <w:r>
+        <w:t>。</w:t>
+      </w:r>
+    </w:p>
+    <w:p>
+      <w:pPr>
+        <w:pStyle w:val="6"/>
+        <w:keepNext w:val="0"/>
+        <w:keepLines w:val="0"/>
+        <w:widowControl/>
+        <w:suppressLineNumbers w:val="0"/>
+        <w:ind w:left="720"/>
+        <w:rPr>
+          <w:b w:val="0"/>
+          <w:bCs w:val="0"/>
+        </w:rPr>
+      </w:pPr>
+      <w:r>
+        <w:rPr>
+          <w:rFonts w:ascii="宋体" w:hAnsi="宋体" w:eastAsia="宋体" w:cs="宋体"/>
+          <w:b w:val="0"/>
+          <w:bCs w:val="0"/>
+          <w:sz w:val="24"/>
+          <w:szCs w:val="24"/>
+        </w:rPr>
+        <w:t>【精英】暴走弹球 (Elite Bouncer)</w:t>
+      </w:r>
+      <w:r>
+        <w:rPr>
+          <w:b w:val="0"/>
+          <w:bCs w:val="0"/>
+        </w:rPr>
+        <w:t>：</w:t>
+      </w:r>
+    </w:p>
+    <w:p>
+      <w:pPr>
+        <w:pStyle w:val="6"/>
+        <w:keepNext w:val="0"/>
+        <w:keepLines w:val="0"/>
+        <w:widowControl/>
+        <w:suppressLineNumbers w:val="0"/>
+        <w:ind w:left="1440"/>
+        <w:rPr>
+          <w:rFonts w:hint="eastAsia" w:eastAsiaTheme="minorEastAsia"/>
+          <w:lang w:val="en-US" w:eastAsia="zh-CN"/>
+        </w:rPr>
+      </w:pPr>
+      <w:r>
+        <w:rPr>
+          <w:i/>
+          <w:iCs/>
+        </w:rPr>
+        <w:t>机制</w:t>
+      </w:r>
+      <w:r>
+        <w:t>：</w:t>
+      </w:r>
+      <w:r>
+        <w:rPr>
+          <w:rFonts w:ascii="宋体" w:hAnsi="宋体" w:eastAsia="宋体" w:cs="宋体"/>
+          <w:sz w:val="24"/>
+          <w:szCs w:val="24"/>
+        </w:rPr>
+        <w:t>高亮色的巨大弹球。它不仅仅是弹射，更会主动</w:t>
+      </w:r>
+      <w:r>
+        <w:rPr>
+          <w:rFonts w:ascii="宋体" w:hAnsi="宋体" w:eastAsia="宋体" w:cs="宋体"/>
+          <w:b/>
+          <w:bCs/>
+          <w:sz w:val="24"/>
+          <w:szCs w:val="24"/>
+        </w:rPr>
+        <w:t>与玩家的激光产生压力对冲</w:t>
+      </w:r>
+      <w:r>
+        <w:rPr>
+          <w:rFonts w:ascii="宋体" w:hAnsi="宋体" w:eastAsia="宋体" w:cs="宋体"/>
+          <w:sz w:val="24"/>
+          <w:szCs w:val="24"/>
+        </w:rPr>
+        <w:t>（逆着激光的推力强行挤压过来）</w:t>
+      </w:r>
+      <w:r>
+        <w:t>。</w:t>
+      </w:r>
+    </w:p>
+    <w:p>
+      <w:pPr>
+        <w:pStyle w:val="3"/>
+        <w:keepNext w:val="0"/>
+        <w:keepLines w:val="0"/>
+        <w:widowControl/>
+        <w:suppressLineNumbers w:val="0"/>
+      </w:pPr>
+      <w:r>
+        <w:rPr>
+          <w:rFonts w:hint="eastAsia"/>
+          <w:lang w:val="en-US" w:eastAsia="zh-CN"/>
+        </w:rPr>
+        <w:t>3</w:t>
+      </w:r>
+      <w:r>
+        <w:t>. 章节 Boss：污染之核 (Pollution Core)</w:t>
+      </w:r>
+    </w:p>
+    <w:p>
+      <w:pPr>
+        <w:pStyle w:val="6"/>
+        <w:keepNext w:val="0"/>
+        <w:keepLines w:val="0"/>
+        <w:widowControl/>
+        <w:suppressLineNumbers w:val="0"/>
+      </w:pPr>
+      <w:r>
+        <w:rPr>
+          <w:i/>
+          <w:iCs/>
+        </w:rPr>
+        <w:t>被废弃的 AI 数据核心，呈现为一坨蠕动、溢出黑色乱码的巨大流体。</w:t>
+      </w:r>
+    </w:p>
+    <w:p>
+      <w:pPr>
+        <w:pStyle w:val="6"/>
+        <w:keepNext w:val="0"/>
+        <w:keepLines w:val="0"/>
+        <w:widowControl/>
+        <w:suppressLineNumbers w:val="0"/>
+        <w:ind w:left="720"/>
+      </w:pPr>
+      <w:r>
+        <w:rPr>
+          <w:b/>
+          <w:bCs/>
+        </w:rPr>
+        <w:t>专属甲壳：[数据硬壳]</w:t>
+      </w:r>
+      <w:r>
+        <w:t xml:space="preserve"> 物理减伤 30%，被击碎时产生大量数据碎块（粒子效果）。</w:t>
+      </w:r>
+    </w:p>
+    <w:p>
+      <w:pPr>
+        <w:pStyle w:val="6"/>
+        <w:keepNext w:val="0"/>
+        <w:keepLines w:val="0"/>
+        <w:widowControl/>
+        <w:suppressLineNumbers w:val="0"/>
+        <w:ind w:left="720"/>
+      </w:pPr>
+      <w:r>
+        <w:rPr>
+          <w:b/>
+          <w:bCs/>
+        </w:rPr>
+        <w:t>狂暴状态：</w:t>
+      </w:r>
+      <w:r>
+        <w:t xml:space="preserve"> 核心单眼变为血红色，流体边缘的故障抖动（Glitch）加剧，移速提升 50%。</w:t>
+      </w:r>
+    </w:p>
+    <w:p>
+      <w:pPr>
+        <w:pStyle w:val="6"/>
+        <w:keepNext w:val="0"/>
+        <w:keepLines w:val="0"/>
+        <w:widowControl/>
+        <w:suppressLineNumbers w:val="0"/>
+        <w:ind w:left="720"/>
+      </w:pPr>
+      <w:r>
+        <w:rPr>
+          <w:b/>
+          <w:bCs/>
+        </w:rPr>
+        <w:t>主动技能：</w:t>
+      </w:r>
+    </w:p>
+    <w:p>
+      <w:pPr>
+        <w:pStyle w:val="6"/>
+        <w:keepNext w:val="0"/>
+        <w:keepLines w:val="0"/>
+        <w:widowControl/>
+        <w:suppressLineNumbers w:val="0"/>
+        <w:ind w:left="1440"/>
+      </w:pPr>
+      <w:r>
+        <w:rPr>
+          <w:b/>
+          <w:bCs/>
+        </w:rPr>
+        <w:t>召唤爪牙 (Summon)：</w:t>
+      </w:r>
+      <w:r>
+        <w:t xml:space="preserve"> 剧烈抖动身体，向四周喷射 5-8 只暗流史莱姆。</w:t>
+      </w:r>
+    </w:p>
+    <w:p>
+      <w:pPr>
+        <w:pStyle w:val="6"/>
+        <w:keepNext w:val="0"/>
+        <w:keepLines w:val="0"/>
+        <w:widowControl/>
+        <w:suppressLineNumbers w:val="0"/>
+        <w:ind w:left="1440"/>
+      </w:pPr>
+      <w:r>
+        <w:rPr>
+          <w:b/>
+          <w:bCs/>
+        </w:rPr>
+        <w:t>污秽喷吐 (Filth Spit)：</w:t>
+      </w:r>
+      <w:r>
+        <w:t xml:space="preserve"> 身体后仰蓄力，向光棱塔吐出 3 发呈扇形分布的黑色流体弹。</w:t>
+      </w:r>
+    </w:p>
+    <w:p>
+      <w:pPr>
+        <w:pStyle w:val="6"/>
+        <w:keepNext w:val="0"/>
+        <w:keepLines w:val="0"/>
+        <w:widowControl/>
+        <w:suppressLineNumbers w:val="0"/>
+        <w:ind w:left="1440"/>
+      </w:pPr>
+      <w:r>
+        <w:rPr>
+          <w:b/>
+          <w:bCs/>
+        </w:rPr>
+        <w:t>野蛮冲撞 (Charge)：</w:t>
+      </w:r>
+      <w:r>
+        <w:t xml:space="preserve"> 闪红光获得</w:t>
+      </w:r>
+      <w:r>
+        <w:rPr>
+          <w:b/>
+          <w:bCs/>
+        </w:rPr>
+        <w:t>霸体</w:t>
+      </w:r>
+      <w:r>
+        <w:t>，后撤半步后，化作一道残影直接撞向光棱塔，造成巨额单次伤害。</w:t>
+      </w:r>
+    </w:p>
+    <w:p>
+      <w:pPr>
+        <w:pStyle w:val="6"/>
+        <w:keepNext w:val="0"/>
+        <w:keepLines w:val="0"/>
+        <w:widowControl/>
+        <w:suppressLineNumbers w:val="0"/>
+        <w:ind w:left="1440"/>
+      </w:pPr>
+      <w:r>
+        <w:rPr>
+          <w:b/>
+          <w:bCs/>
+        </w:rPr>
+        <w:t>重力碾压 (Gravity Crush)：</w:t>
+      </w:r>
+      <w:r>
+        <w:t xml:space="preserve"> 核心机制。缓慢靠近塔身并开启</w:t>
+      </w:r>
+      <w:r>
+        <w:rPr>
+          <w:b/>
+          <w:bCs/>
+        </w:rPr>
+        <w:t>绝对霸体</w:t>
+      </w:r>
+      <w:r>
+        <w:t>，强行与玩家的激光进行“物理角力”。玩家必须集中火力持续推开它，否则塔身将被持续碾压掉血。</w:t>
       </w:r>
     </w:p>
     <w:p>
@@ -454,7 +1049,7 @@
     </w:p>
     <w:p>
       <w:pPr>
-        <w:pStyle w:val="5"/>
+        <w:pStyle w:val="6"/>
         <w:keepNext w:val="0"/>
         <w:keepLines w:val="0"/>
         <w:widowControl/>
@@ -470,6 +1065,15 @@
       <w:r>
         <w:t xml:space="preserve">：高压战场，强调地形限制与目标优先级（必须先杀某些怪）。 </w:t>
       </w:r>
+    </w:p>
+    <w:p>
+      <w:pPr>
+        <w:pStyle w:val="6"/>
+        <w:keepNext w:val="0"/>
+        <w:keepLines w:val="0"/>
+        <w:widowControl/>
+        <w:suppressLineNumbers w:val="0"/>
+      </w:pPr>
       <w:r>
         <w:rPr>
           <w:b/>
@@ -495,7 +1099,7 @@
     </w:p>
     <w:p>
       <w:pPr>
-        <w:pStyle w:val="5"/>
+        <w:pStyle w:val="6"/>
         <w:keepNext w:val="0"/>
         <w:keepLines w:val="0"/>
         <w:widowControl/>
@@ -515,7 +1119,7 @@
     </w:p>
     <w:p>
       <w:pPr>
-        <w:pStyle w:val="5"/>
+        <w:pStyle w:val="6"/>
         <w:keepNext w:val="0"/>
         <w:keepLines w:val="0"/>
         <w:widowControl/>
@@ -535,7 +1139,7 @@
     </w:p>
     <w:p>
       <w:pPr>
-        <w:pStyle w:val="5"/>
+        <w:pStyle w:val="6"/>
         <w:keepNext w:val="0"/>
         <w:keepLines w:val="0"/>
         <w:widowControl/>
@@ -555,7 +1159,7 @@
     </w:p>
     <w:p>
       <w:pPr>
-        <w:pStyle w:val="5"/>
+        <w:pStyle w:val="6"/>
         <w:keepNext w:val="0"/>
         <w:keepLines w:val="0"/>
         <w:widowControl/>
@@ -575,7 +1179,7 @@
     </w:p>
     <w:p>
       <w:pPr>
-        <w:pStyle w:val="5"/>
+        <w:pStyle w:val="6"/>
         <w:keepNext w:val="0"/>
         <w:keepLines w:val="0"/>
         <w:widowControl/>
@@ -595,7 +1199,7 @@
     </w:p>
     <w:p>
       <w:pPr>
-        <w:pStyle w:val="5"/>
+        <w:pStyle w:val="6"/>
         <w:keepNext w:val="0"/>
         <w:keepLines w:val="0"/>
         <w:widowControl/>
@@ -622,67 +1226,355 @@
         <w:suppressLineNumbers w:val="0"/>
       </w:pPr>
       <w:r>
-        <w:t>2. 章节 Boss：熔岩之核 (Magma Core)</w:t>
-      </w:r>
-    </w:p>
-    <w:p>
-      <w:pPr>
-        <w:pStyle w:val="5"/>
-        <w:keepNext w:val="0"/>
-        <w:keepLines w:val="0"/>
-        <w:widowControl/>
-        <w:suppressLineNumbers w:val="0"/>
-        <w:ind w:left="720"/>
-      </w:pPr>
-      <w:r>
-        <w:rPr>
-          <w:b/>
-          <w:bCs/>
-        </w:rPr>
-        <w:t>战斗逻辑</w:t>
-      </w:r>
-      <w:r>
-        <w:t>：火力覆盖与资源争夺。</w:t>
-      </w:r>
-    </w:p>
-    <w:p>
-      <w:pPr>
-        <w:pStyle w:val="5"/>
-        <w:keepNext w:val="0"/>
-        <w:keepLines w:val="0"/>
-        <w:widowControl/>
-        <w:suppressLineNumbers w:val="0"/>
-        <w:ind w:left="720"/>
-      </w:pPr>
-      <w:r>
-        <w:rPr>
-          <w:b/>
-          <w:bCs/>
-        </w:rPr>
-        <w:t>技能 1 - 陨石雨</w:t>
-      </w:r>
-      <w:r>
-        <w:t>：天上随机落下带有预警圈的火球。玩家需在火球落地前用激光扫除，否则塔将受到重创。</w:t>
-      </w:r>
-    </w:p>
-    <w:p>
-      <w:pPr>
-        <w:pStyle w:val="5"/>
-        <w:keepNext w:val="0"/>
-        <w:keepLines w:val="0"/>
-        <w:widowControl/>
-        <w:suppressLineNumbers w:val="0"/>
-        <w:ind w:left="720"/>
-      </w:pPr>
-      <w:r>
-        <w:rPr>
-          <w:b/>
-          <w:bCs/>
-        </w:rPr>
-        <w:t>技能 2 - 汲取融合</w:t>
-      </w:r>
-      <w:r>
-        <w:t>：召唤大量自爆爆裂者向 Boss 靠拢。一旦流体接触融合，Boss 恢复生命值并永久提升基础攻击力，玩家必须半路截杀。</w:t>
+        <w:rPr>
+          <w:rFonts w:hint="eastAsia"/>
+          <w:lang w:val="en-US" w:eastAsia="zh-CN"/>
+        </w:rPr>
+        <w:t>2</w:t>
+      </w:r>
+      <w:r>
+        <w:t xml:space="preserve">. </w:t>
+      </w:r>
+      <w:r>
+        <w:rPr>
+          <w:rFonts w:hint="eastAsia"/>
+          <w:lang w:val="en-US" w:eastAsia="zh-CN"/>
+        </w:rPr>
+        <w:t>精英</w:t>
+      </w:r>
+      <w:r>
+        <w:t>怪物</w:t>
+      </w:r>
+    </w:p>
+    <w:p>
+      <w:pPr>
+        <w:pStyle w:val="6"/>
+        <w:keepNext w:val="0"/>
+        <w:keepLines w:val="0"/>
+        <w:widowControl/>
+        <w:suppressLineNumbers w:val="0"/>
+        <w:ind w:left="720"/>
+        <w:rPr>
+          <w:b/>
+          <w:bCs/>
+        </w:rPr>
+      </w:pPr>
+      <w:r>
+        <w:rPr>
+          <w:rFonts w:ascii="宋体" w:hAnsi="宋体" w:eastAsia="宋体" w:cs="宋体"/>
+          <w:b/>
+          <w:bCs/>
+          <w:sz w:val="24"/>
+          <w:szCs w:val="24"/>
+        </w:rPr>
+        <w:t>【精英】核爆行者 (Elite Exploder)</w:t>
+      </w:r>
+      <w:r>
+        <w:rPr>
+          <w:rFonts w:ascii="宋体" w:hAnsi="宋体" w:eastAsia="宋体" w:cs="宋体"/>
+          <w:b/>
+          <w:bCs/>
+          <w:sz w:val="24"/>
+          <w:szCs w:val="24"/>
+        </w:rPr>
+        <w:t>：</w:t>
+      </w:r>
+    </w:p>
+    <w:p>
+      <w:pPr>
+        <w:pStyle w:val="6"/>
+        <w:keepNext w:val="0"/>
+        <w:keepLines w:val="0"/>
+        <w:widowControl/>
+        <w:suppressLineNumbers w:val="0"/>
+        <w:ind w:left="1440"/>
+      </w:pPr>
+      <w:r>
+        <w:rPr>
+          <w:i/>
+          <w:iCs/>
+        </w:rPr>
+        <w:t>机制</w:t>
+      </w:r>
+      <w:r>
+        <w:t>：</w:t>
+      </w:r>
+      <w:r>
+        <w:rPr>
+          <w:rFonts w:ascii="宋体" w:hAnsi="宋体" w:eastAsia="宋体" w:cs="宋体"/>
+          <w:sz w:val="24"/>
+          <w:szCs w:val="24"/>
+        </w:rPr>
+        <w:t>体型巨大，移速变慢。但在死后留下的“岩浆斑”范围扩大 3 倍，持续 10 秒。逼迫玩家必须在屏幕最边缘将其击杀，否则大面积封锁射击角度</w:t>
+      </w:r>
+      <w:r>
+        <w:t>。</w:t>
+      </w:r>
+    </w:p>
+    <w:p>
+      <w:pPr>
+        <w:pStyle w:val="6"/>
+        <w:keepNext w:val="0"/>
+        <w:keepLines w:val="0"/>
+        <w:widowControl/>
+        <w:suppressLineNumbers w:val="0"/>
+        <w:ind w:left="720"/>
+        <w:rPr>
+          <w:b/>
+          <w:bCs/>
+        </w:rPr>
+      </w:pPr>
+      <w:r>
+        <w:rPr>
+          <w:rFonts w:ascii="宋体" w:hAnsi="宋体" w:eastAsia="宋体" w:cs="宋体"/>
+          <w:b/>
+          <w:bCs/>
+          <w:sz w:val="24"/>
+          <w:szCs w:val="24"/>
+        </w:rPr>
+        <w:t>【精英】巨型分裂者 (Elite Splitter)</w:t>
+      </w:r>
+      <w:r>
+        <w:rPr>
+          <w:b/>
+          <w:bCs/>
+        </w:rPr>
+        <w:t>：</w:t>
+      </w:r>
+    </w:p>
+    <w:p>
+      <w:pPr>
+        <w:pStyle w:val="6"/>
+        <w:keepNext w:val="0"/>
+        <w:keepLines w:val="0"/>
+        <w:widowControl/>
+        <w:suppressLineNumbers w:val="0"/>
+        <w:ind w:left="1440"/>
+        <w:rPr>
+          <w:rFonts w:hint="eastAsia" w:eastAsiaTheme="minorEastAsia"/>
+          <w:lang w:val="en-US" w:eastAsia="zh-CN"/>
+        </w:rPr>
+      </w:pPr>
+      <w:r>
+        <w:rPr>
+          <w:i/>
+          <w:iCs/>
+        </w:rPr>
+        <w:t>机制</w:t>
+      </w:r>
+      <w:r>
+        <w:t>：</w:t>
+      </w:r>
+      <w:r>
+        <w:rPr>
+          <w:rFonts w:ascii="宋体" w:hAnsi="宋体" w:eastAsia="宋体" w:cs="宋体"/>
+          <w:sz w:val="24"/>
+          <w:szCs w:val="24"/>
+        </w:rPr>
+        <w:t xml:space="preserve">血量极厚，死后不是分裂成 3 个小怪，而是分裂成 </w:t>
+      </w:r>
+      <w:r>
+        <w:rPr>
+          <w:rFonts w:ascii="宋体" w:hAnsi="宋体" w:eastAsia="宋体" w:cs="宋体"/>
+          <w:b/>
+          <w:bCs/>
+          <w:sz w:val="24"/>
+          <w:szCs w:val="24"/>
+        </w:rPr>
+        <w:t>3 个普通大小的分裂怪</w:t>
+      </w:r>
+      <w:r>
+        <w:rPr>
+          <w:rFonts w:ascii="宋体" w:hAnsi="宋体" w:eastAsia="宋体" w:cs="宋体"/>
+          <w:sz w:val="24"/>
+          <w:szCs w:val="24"/>
+        </w:rPr>
+        <w:t>（打死还能继续分裂），制造恐怖的局部怪海</w:t>
+      </w:r>
+      <w:r>
+        <w:t>。</w:t>
+      </w:r>
+    </w:p>
+    <w:p>
+      <w:pPr>
+        <w:pStyle w:val="3"/>
+        <w:keepNext w:val="0"/>
+        <w:keepLines w:val="0"/>
+        <w:widowControl/>
+        <w:suppressLineNumbers w:val="0"/>
+      </w:pPr>
+      <w:r>
+        <w:rPr>
+          <w:rFonts w:hint="eastAsia"/>
+          <w:lang w:val="en-US" w:eastAsia="zh-CN"/>
+        </w:rPr>
+        <w:t>3</w:t>
+      </w:r>
+      <w:r>
+        <w:t>. 章节 Boss：熔岩之核 (Magma Core)</w:t>
+      </w:r>
+    </w:p>
+    <w:p>
+      <w:pPr>
+        <w:pStyle w:val="6"/>
+        <w:keepNext w:val="0"/>
+        <w:keepLines w:val="0"/>
+        <w:widowControl/>
+        <w:suppressLineNumbers w:val="0"/>
+      </w:pPr>
+      <w:r>
+        <w:rPr>
+          <w:i/>
+          <w:iCs/>
+        </w:rPr>
+        <w:t>一颗濒临爆炸的微型恒星，表面附着着冷却的黑色岩石碎片。</w:t>
+      </w:r>
+    </w:p>
+    <w:p>
+      <w:pPr>
+        <w:pStyle w:val="6"/>
+        <w:keepNext w:val="0"/>
+        <w:keepLines w:val="0"/>
+        <w:widowControl/>
+        <w:suppressLineNumbers w:val="0"/>
+        <w:ind w:left="720"/>
+      </w:pPr>
+      <w:r>
+        <w:rPr>
+          <w:b/>
+          <w:bCs/>
+        </w:rPr>
+        <w:t>专属甲壳：[黑曜石外壳]</w:t>
+      </w:r>
+      <w:r>
+        <w:t xml:space="preserve"> 免疫单次低于某阈值的轻击伤害（克制低级散射流），需要高单发伤害击碎。</w:t>
+      </w:r>
+    </w:p>
+    <w:p>
+      <w:pPr>
+        <w:pStyle w:val="6"/>
+        <w:keepNext w:val="0"/>
+        <w:keepLines w:val="0"/>
+        <w:widowControl/>
+        <w:suppressLineNumbers w:val="0"/>
+        <w:ind w:left="720"/>
+      </w:pPr>
+      <w:r>
+        <w:rPr>
+          <w:b/>
+          <w:bCs/>
+        </w:rPr>
+        <w:t>狂暴状态：</w:t>
+      </w:r>
+      <w:r>
+        <w:t xml:space="preserve"> 整体变为刺眼的白黄色（高温态），脚下持续生成大范围的岩浆斑，封锁玩家的射击角度。</w:t>
+      </w:r>
+    </w:p>
+    <w:p>
+      <w:pPr>
+        <w:pStyle w:val="6"/>
+        <w:keepNext w:val="0"/>
+        <w:keepLines w:val="0"/>
+        <w:widowControl/>
+        <w:suppressLineNumbers w:val="0"/>
+        <w:ind w:left="720"/>
+      </w:pPr>
+      <w:r>
+        <w:rPr>
+          <w:b/>
+          <w:bCs/>
+        </w:rPr>
+        <w:t>主动技能：</w:t>
+      </w:r>
+    </w:p>
+    <w:p>
+      <w:pPr>
+        <w:pStyle w:val="6"/>
+        <w:keepNext w:val="0"/>
+        <w:keepLines w:val="0"/>
+        <w:widowControl/>
+        <w:suppressLineNumbers w:val="0"/>
+        <w:ind w:left="1440"/>
+      </w:pPr>
+      <w:r>
+        <w:rPr>
+          <w:b/>
+          <w:bCs/>
+        </w:rPr>
+        <w:t>汲取融合 (Absorption)：</w:t>
+      </w:r>
+      <w:r>
+        <w:t xml:space="preserve"> 替代召唤。召唤一圈自爆怪向自己聚拢。一旦流体融合，Boss 大量回血并永久提升攻击力。玩家必须半路截杀。</w:t>
+      </w:r>
+    </w:p>
+    <w:p>
+      <w:pPr>
+        <w:pStyle w:val="6"/>
+        <w:keepNext w:val="0"/>
+        <w:keepLines w:val="0"/>
+        <w:widowControl/>
+        <w:suppressLineNumbers w:val="0"/>
+        <w:ind w:left="1440"/>
+      </w:pPr>
+      <w:r>
+        <w:rPr>
+          <w:b/>
+          <w:bCs/>
+        </w:rPr>
+        <w:t>陨石喷发 (Meteor Spit)：</w:t>
+      </w:r>
+      <w:r>
+        <w:t xml:space="preserve"> 替代喷吐。向天上喷射火球，随后屏幕上方落下带有预警红圈的陨石，玩家需用激光在半空中将其烧毁。</w:t>
+      </w:r>
+    </w:p>
+    <w:p>
+      <w:pPr>
+        <w:pStyle w:val="6"/>
+        <w:keepNext w:val="0"/>
+        <w:keepLines w:val="0"/>
+        <w:widowControl/>
+        <w:suppressLineNumbers w:val="0"/>
+        <w:ind w:left="1440"/>
+      </w:pPr>
+      <w:r>
+        <w:rPr>
+          <w:b/>
+          <w:bCs/>
+        </w:rPr>
+        <w:t>熔岩冲撞 (Charge)：</w:t>
+      </w:r>
+      <w:r>
+        <w:t xml:space="preserve"> 获得</w:t>
+      </w:r>
+      <w:r>
+        <w:rPr>
+          <w:b/>
+          <w:bCs/>
+        </w:rPr>
+        <w:t>霸体</w:t>
+      </w:r>
+      <w:r>
+        <w:t>并冲锋，冲锋路径上会留下一道长长的岩浆隔离带。</w:t>
+      </w:r>
+    </w:p>
+    <w:p>
+      <w:pPr>
+        <w:pStyle w:val="6"/>
+        <w:keepNext w:val="0"/>
+        <w:keepLines w:val="0"/>
+        <w:widowControl/>
+        <w:suppressLineNumbers w:val="0"/>
+        <w:ind w:left="1440"/>
+      </w:pPr>
+      <w:r>
+        <w:rPr>
+          <w:b/>
+          <w:bCs/>
+        </w:rPr>
+        <w:t>绝境碾压 (Gravity Crush)：</w:t>
+      </w:r>
+      <w:r>
+        <w:t xml:space="preserve"> 物理角力时，Boss 每隔 2 秒会额外向两侧喷射小型火球，干扰玩家的专注角力。</w:t>
       </w:r>
     </w:p>
     <w:p>
@@ -720,7 +1612,7 @@
     </w:p>
     <w:p>
       <w:pPr>
-        <w:pStyle w:val="5"/>
+        <w:pStyle w:val="6"/>
         <w:keepNext w:val="0"/>
         <w:keepLines w:val="0"/>
         <w:widowControl/>
@@ -761,7 +1653,7 @@
     </w:p>
     <w:p>
       <w:pPr>
-        <w:pStyle w:val="5"/>
+        <w:pStyle w:val="6"/>
         <w:keepNext w:val="0"/>
         <w:keepLines w:val="0"/>
         <w:widowControl/>
@@ -781,7 +1673,7 @@
     </w:p>
     <w:p>
       <w:pPr>
-        <w:pStyle w:val="5"/>
+        <w:pStyle w:val="6"/>
         <w:keepNext w:val="0"/>
         <w:keepLines w:val="0"/>
         <w:widowControl/>
@@ -811,7 +1703,7 @@
     </w:p>
     <w:p>
       <w:pPr>
-        <w:pStyle w:val="5"/>
+        <w:pStyle w:val="6"/>
         <w:keepNext w:val="0"/>
         <w:keepLines w:val="0"/>
         <w:widowControl/>
@@ -831,7 +1723,7 @@
     </w:p>
     <w:p>
       <w:pPr>
-        <w:pStyle w:val="5"/>
+        <w:pStyle w:val="6"/>
         <w:keepNext w:val="0"/>
         <w:keepLines w:val="0"/>
         <w:widowControl/>
@@ -851,7 +1743,7 @@
     </w:p>
     <w:p>
       <w:pPr>
-        <w:pStyle w:val="5"/>
+        <w:pStyle w:val="6"/>
         <w:keepNext w:val="0"/>
         <w:keepLines w:val="0"/>
         <w:widowControl/>
@@ -871,7 +1763,7 @@
     </w:p>
     <w:p>
       <w:pPr>
-        <w:pStyle w:val="5"/>
+        <w:pStyle w:val="6"/>
         <w:keepNext w:val="0"/>
         <w:keepLines w:val="0"/>
         <w:widowControl/>
@@ -898,70 +1790,813 @@
         <w:suppressLineNumbers w:val="0"/>
       </w:pPr>
       <w:r>
-        <w:t>2. 章节 Boss：极寒之核 (Glacial Core)</w:t>
-      </w:r>
-    </w:p>
-    <w:p>
-      <w:pPr>
-        <w:pStyle w:val="5"/>
-        <w:keepNext w:val="0"/>
-        <w:keepLines w:val="0"/>
-        <w:widowControl/>
-        <w:suppressLineNumbers w:val="0"/>
-        <w:ind w:left="720"/>
-      </w:pPr>
-      <w:r>
-        <w:rPr>
-          <w:b/>
-          <w:bCs/>
-        </w:rPr>
-        <w:t>战斗逻辑</w:t>
-      </w:r>
-      <w:r>
-        <w:t>：视野遮蔽与极致爆发。</w:t>
-      </w:r>
-    </w:p>
-    <w:p>
-      <w:pPr>
-        <w:pStyle w:val="5"/>
-        <w:keepNext w:val="0"/>
-        <w:keepLines w:val="0"/>
-        <w:widowControl/>
-        <w:suppressLineNumbers w:val="0"/>
-        <w:ind w:left="720"/>
-      </w:pPr>
-      <w:r>
-        <w:rPr>
-          <w:b/>
-          <w:bCs/>
-        </w:rPr>
-        <w:t>技能 1 - 绝对冰墙</w:t>
-      </w:r>
-      <w:r>
-        <w:t>：在场地上生成 2-3 堵厚重的冰墙障碍物，冰墙会完全阻断激光射线，Boss 会躲在后面进行远程消耗。</w:t>
-      </w:r>
-    </w:p>
-    <w:p>
-      <w:pPr>
-        <w:pStyle w:val="5"/>
-        <w:keepNext w:val="0"/>
-        <w:keepLines w:val="0"/>
-        <w:widowControl/>
-        <w:suppressLineNumbers w:val="0"/>
-        <w:ind w:left="720"/>
-      </w:pPr>
-      <w:r>
-        <w:rPr>
-          <w:b/>
-          <w:bCs/>
-        </w:rPr>
-        <w:t>技能 2 - 绝对零度</w:t>
-      </w:r>
-      <w:r>
-        <w:t>：Boss 移动到屏幕中央，进行长达 3 秒的高亮蓄力。若未能在此期间输出足够的伤害打断它，将触发全屏秒杀级冰冻伤害。</w:t>
+        <w:rPr>
+          <w:rFonts w:hint="eastAsia"/>
+          <w:lang w:val="en-US" w:eastAsia="zh-CN"/>
+        </w:rPr>
+        <w:t>2</w:t>
+      </w:r>
+      <w:r>
+        <w:t xml:space="preserve">. </w:t>
+      </w:r>
+      <w:r>
+        <w:rPr>
+          <w:rFonts w:hint="eastAsia"/>
+          <w:lang w:val="en-US" w:eastAsia="zh-CN"/>
+        </w:rPr>
+        <w:t>精英</w:t>
+      </w:r>
+      <w:r>
+        <w:t>怪物</w:t>
+      </w:r>
+    </w:p>
+    <w:p>
+      <w:pPr>
+        <w:pStyle w:val="6"/>
+        <w:keepNext w:val="0"/>
+        <w:keepLines w:val="0"/>
+        <w:widowControl/>
+        <w:suppressLineNumbers w:val="0"/>
+        <w:ind w:left="720"/>
+        <w:rPr>
+          <w:b/>
+          <w:bCs/>
+        </w:rPr>
+      </w:pPr>
+      <w:r>
+        <w:rPr>
+          <w:rFonts w:ascii="宋体" w:hAnsi="宋体" w:eastAsia="宋体" w:cs="宋体"/>
+          <w:b/>
+          <w:bCs/>
+          <w:sz w:val="24"/>
+          <w:szCs w:val="24"/>
+        </w:rPr>
+        <w:t>【精英】绝对屏障 (Elite Shield Guard)</w:t>
+      </w:r>
+      <w:r>
+        <w:rPr>
+          <w:rFonts w:ascii="宋体" w:hAnsi="宋体" w:eastAsia="宋体" w:cs="宋体"/>
+          <w:b/>
+          <w:bCs/>
+          <w:sz w:val="24"/>
+          <w:szCs w:val="24"/>
+        </w:rPr>
+        <w:t>：</w:t>
+      </w:r>
+    </w:p>
+    <w:p>
+      <w:pPr>
+        <w:pStyle w:val="6"/>
+        <w:keepNext w:val="0"/>
+        <w:keepLines w:val="0"/>
+        <w:widowControl/>
+        <w:suppressLineNumbers w:val="0"/>
+        <w:ind w:left="1440"/>
+      </w:pPr>
+      <w:r>
+        <w:rPr>
+          <w:i/>
+          <w:iCs/>
+        </w:rPr>
+        <w:t>机制</w:t>
+      </w:r>
+      <w:r>
+        <w:t>：</w:t>
+      </w:r>
+      <w:r>
+        <w:rPr>
+          <w:rFonts w:ascii="宋体" w:hAnsi="宋体" w:eastAsia="宋体" w:cs="宋体"/>
+          <w:sz w:val="24"/>
+          <w:szCs w:val="24"/>
+        </w:rPr>
+        <w:t>正面拥有一面极其厚重的冰盾。在冰盾被高频攻击击碎前，它完全免疫正面伤害，像一堵叹息之墙不断逼近。</w:t>
+      </w:r>
+    </w:p>
+    <w:p>
+      <w:pPr>
+        <w:pStyle w:val="6"/>
+        <w:keepNext w:val="0"/>
+        <w:keepLines w:val="0"/>
+        <w:widowControl/>
+        <w:suppressLineNumbers w:val="0"/>
+        <w:ind w:left="720"/>
+        <w:rPr>
+          <w:b/>
+          <w:bCs/>
+        </w:rPr>
+      </w:pPr>
+      <w:r>
+        <w:rPr>
+          <w:rFonts w:ascii="宋体" w:hAnsi="宋体" w:eastAsia="宋体" w:cs="宋体"/>
+          <w:sz w:val="24"/>
+          <w:szCs w:val="24"/>
+        </w:rPr>
+        <w:t>【精英】凛冬散布者 (Elite Aura)</w:t>
+      </w:r>
+    </w:p>
+    <w:p>
+      <w:pPr>
+        <w:pStyle w:val="6"/>
+        <w:keepNext w:val="0"/>
+        <w:keepLines w:val="0"/>
+        <w:widowControl/>
+        <w:suppressLineNumbers w:val="0"/>
+        <w:ind w:left="1440"/>
+      </w:pPr>
+      <w:r>
+        <w:rPr>
+          <w:i/>
+          <w:iCs/>
+        </w:rPr>
+        <w:t>机制</w:t>
+      </w:r>
+      <w:r>
+        <w:t>：</w:t>
+      </w:r>
+      <w:r>
+        <w:rPr>
+          <w:rFonts w:ascii="宋体" w:hAnsi="宋体" w:eastAsia="宋体" w:cs="宋体"/>
+          <w:sz w:val="24"/>
+          <w:szCs w:val="24"/>
+        </w:rPr>
+        <w:t>冰雪光环的半径扩大 2 倍，几乎覆盖大半个屏幕。玩家必须顶着全场的增益 Buff，用高穿透激光强行切入怪群将其秒杀。</w:t>
+      </w:r>
+    </w:p>
+    <w:p>
+      <w:pPr>
+        <w:pStyle w:val="3"/>
+        <w:keepNext w:val="0"/>
+        <w:keepLines w:val="0"/>
+        <w:widowControl/>
+        <w:suppressLineNumbers w:val="0"/>
+      </w:pPr>
+      <w:r>
+        <w:rPr>
+          <w:rFonts w:hint="eastAsia"/>
+          <w:lang w:val="en-US" w:eastAsia="zh-CN"/>
+        </w:rPr>
+        <w:t>3</w:t>
+      </w:r>
+      <w:r>
+        <w:t>. 章节 Boss：极寒之核 (Glacial Core)</w:t>
+      </w:r>
+    </w:p>
+    <w:p>
+      <w:pPr>
+        <w:pStyle w:val="6"/>
+        <w:keepNext w:val="0"/>
+        <w:keepLines w:val="0"/>
+        <w:widowControl/>
+        <w:suppressLineNumbers w:val="0"/>
+      </w:pPr>
+      <w:r>
+        <w:rPr>
+          <w:i/>
+          <w:iCs/>
+        </w:rPr>
+        <w:t>一个长满锐利冰刺的巨大菱形晶体，行动极其冷酷、机械。</w:t>
+      </w:r>
+    </w:p>
+    <w:p>
+      <w:pPr>
+        <w:pStyle w:val="6"/>
+        <w:keepNext w:val="0"/>
+        <w:keepLines w:val="0"/>
+        <w:widowControl/>
+        <w:suppressLineNumbers w:val="0"/>
+        <w:ind w:left="720"/>
+      </w:pPr>
+      <w:r>
+        <w:rPr>
+          <w:b/>
+          <w:bCs/>
+        </w:rPr>
+        <w:t>专属甲壳：[绝对冰盾]</w:t>
+      </w:r>
+      <w:r>
+        <w:t xml:space="preserve"> 免疫一切减速、冰冻等异常状态。被击碎时会对全屏释放一次轻微的减速冲击波。</w:t>
+      </w:r>
+    </w:p>
+    <w:p>
+      <w:pPr>
+        <w:pStyle w:val="6"/>
+        <w:keepNext w:val="0"/>
+        <w:keepLines w:val="0"/>
+        <w:widowControl/>
+        <w:suppressLineNumbers w:val="0"/>
+        <w:ind w:left="720"/>
+      </w:pPr>
+      <w:r>
+        <w:rPr>
+          <w:b/>
+          <w:bCs/>
+        </w:rPr>
+        <w:t>狂暴状态：</w:t>
+      </w:r>
+      <w:r>
+        <w:t xml:space="preserve"> 屏幕边缘结满厚重的冰霜（UI 特效）。Boss 停止常规移动，定身在场地中央，进入高频施法状态。</w:t>
+      </w:r>
+    </w:p>
+    <w:p>
+      <w:pPr>
+        <w:pStyle w:val="6"/>
+        <w:keepNext w:val="0"/>
+        <w:keepLines w:val="0"/>
+        <w:widowControl/>
+        <w:suppressLineNumbers w:val="0"/>
+        <w:ind w:left="720"/>
+      </w:pPr>
+      <w:r>
+        <w:rPr>
+          <w:b/>
+          <w:bCs/>
+        </w:rPr>
+        <w:t>主动技能：</w:t>
+      </w:r>
+    </w:p>
+    <w:p>
+      <w:pPr>
+        <w:pStyle w:val="6"/>
+        <w:keepNext w:val="0"/>
+        <w:keepLines w:val="0"/>
+        <w:widowControl/>
+        <w:suppressLineNumbers w:val="0"/>
+        <w:ind w:left="1440"/>
+      </w:pPr>
+      <w:r>
+        <w:rPr>
+          <w:b/>
+          <w:bCs/>
+        </w:rPr>
+        <w:t>冰墙构建 (Ice Wall)：</w:t>
+      </w:r>
+      <w:r>
+        <w:t xml:space="preserve"> 替代召唤。在场地中拉起 2-3 堵静态的流体冰墙。冰墙完全阻断激光射线，Boss 会躲在冰墙后进行消耗。</w:t>
+      </w:r>
+    </w:p>
+    <w:p>
+      <w:pPr>
+        <w:pStyle w:val="6"/>
+        <w:keepNext w:val="0"/>
+        <w:keepLines w:val="0"/>
+        <w:widowControl/>
+        <w:suppressLineNumbers w:val="0"/>
+        <w:ind w:left="1440"/>
+      </w:pPr>
+      <w:r>
+        <w:rPr>
+          <w:b/>
+          <w:bCs/>
+        </w:rPr>
+        <w:t>冰封射线 (Frost Spit)：</w:t>
+      </w:r>
+      <w:r>
+        <w:t xml:space="preserve"> 从核心射出一道持续的冰蓝射线，并在场地上横扫。玩家必须用物理推力强行改变 Boss 的朝向来躲避。</w:t>
+      </w:r>
+    </w:p>
+    <w:p>
+      <w:pPr>
+        <w:pStyle w:val="6"/>
+        <w:keepNext w:val="0"/>
+        <w:keepLines w:val="0"/>
+        <w:widowControl/>
+        <w:suppressLineNumbers w:val="0"/>
+        <w:ind w:left="1440"/>
+      </w:pPr>
+      <w:r>
+        <w:rPr>
+          <w:b/>
+          <w:bCs/>
+        </w:rPr>
+        <w:t>极寒冲撞 (Charge)：</w:t>
+      </w:r>
+      <w:r>
+        <w:t xml:space="preserve"> 冲撞前摇极短，且命中光棱塔后会附加 1.5 秒的冻结效果。</w:t>
+      </w:r>
+    </w:p>
+    <w:p>
+      <w:pPr>
+        <w:pStyle w:val="6"/>
+        <w:keepNext w:val="0"/>
+        <w:keepLines w:val="0"/>
+        <w:widowControl/>
+        <w:suppressLineNumbers w:val="0"/>
+        <w:ind w:left="1440"/>
+      </w:pPr>
+      <w:r>
+        <w:rPr>
+          <w:b/>
+          <w:bCs/>
+        </w:rPr>
+        <w:t>绝对零度 (Ultimate Crush)：</w:t>
+      </w:r>
+      <w:r>
+        <w:t xml:space="preserve"> 替代常规角力。Boss 移动到屏幕中央，进行长达 3 秒的高亮蓄力（带有巨大的全屏警告）。若未能在此期间输出足够的伤害打断它，将触发全屏秒杀级冰冻伤害。</w:t>
       </w:r>
       <w:bookmarkStart w:id="0" w:name="_GoBack"/>
       <w:bookmarkEnd w:id="0"/>
+    </w:p>
+    <w:p>
+      <w:pPr>
+        <w:pStyle w:val="6"/>
+        <w:keepNext w:val="0"/>
+        <w:keepLines w:val="0"/>
+        <w:widowControl/>
+        <w:suppressLineNumbers w:val="0"/>
+        <w:ind w:left="720"/>
+      </w:pPr>
+    </w:p>
+    <w:p>
+      <w:pPr>
+        <w:pStyle w:val="6"/>
+        <w:keepNext w:val="0"/>
+        <w:keepLines w:val="0"/>
+        <w:widowControl/>
+        <w:suppressLineNumbers w:val="0"/>
+        <w:ind w:left="720"/>
+      </w:pPr>
+    </w:p>
+    <w:p>
+      <w:pPr>
+        <w:pStyle w:val="6"/>
+        <w:keepNext w:val="0"/>
+        <w:keepLines w:val="0"/>
+        <w:widowControl/>
+        <w:suppressLineNumbers w:val="0"/>
+        <w:ind w:left="720"/>
+      </w:pPr>
+    </w:p>
+    <w:p>
+      <w:pPr>
+        <w:pStyle w:val="6"/>
+        <w:keepNext w:val="0"/>
+        <w:keepLines w:val="0"/>
+        <w:widowControl/>
+        <w:suppressLineNumbers w:val="0"/>
+      </w:pPr>
+      <w:r>
+        <w:t>需要运用 Unity 的**面向对象继承（Inheritance）**思维。第一章完整的 Boss 系统，恰恰为你打下了最完美的底层地基。</w:t>
+      </w:r>
+    </w:p>
+    <w:p>
+      <w:pPr>
+        <w:pStyle w:val="4"/>
+        <w:keepNext w:val="0"/>
+        <w:keepLines w:val="0"/>
+        <w:widowControl/>
+        <w:suppressLineNumbers w:val="0"/>
+      </w:pPr>
+      <w:r>
+        <w:t xml:space="preserve">核心开发思路：提取 </w:t>
+      </w:r>
+      <w:r>
+        <w:rPr>
+          <w:rStyle w:val="9"/>
+        </w:rPr>
+        <w:t>BaseBossController</w:t>
+      </w:r>
+    </w:p>
+    <w:p>
+      <w:pPr>
+        <w:pStyle w:val="6"/>
+        <w:keepNext w:val="0"/>
+        <w:keepLines w:val="0"/>
+        <w:widowControl/>
+        <w:suppressLineNumbers w:val="0"/>
+      </w:pPr>
+      <w:r>
+        <w:t xml:space="preserve">把你第一章的 Boss 代码剥离出来，写一个通用的基类，把所有 Boss </w:t>
+      </w:r>
+      <w:r>
+        <w:rPr>
+          <w:b/>
+          <w:bCs/>
+        </w:rPr>
+        <w:t>共用的状态</w:t>
+      </w:r>
+      <w:r>
+        <w:t>放进去：</w:t>
+      </w:r>
+    </w:p>
+    <w:p>
+      <w:pPr>
+        <w:pStyle w:val="6"/>
+        <w:keepNext w:val="0"/>
+        <w:keepLines w:val="0"/>
+        <w:widowControl/>
+        <w:suppressLineNumbers w:val="0"/>
+        <w:ind w:left="720"/>
+      </w:pPr>
+      <w:r>
+        <w:rPr>
+          <w:b/>
+          <w:bCs/>
+        </w:rPr>
+        <w:t>共享底层（不用重写）：</w:t>
+      </w:r>
+    </w:p>
+    <w:p>
+      <w:pPr>
+        <w:pStyle w:val="6"/>
+        <w:keepNext w:val="0"/>
+        <w:keepLines w:val="0"/>
+        <w:widowControl/>
+        <w:suppressLineNumbers w:val="0"/>
+        <w:ind w:left="1440"/>
+      </w:pPr>
+      <w:r>
+        <w:t>入场动画逻辑 (Intro)</w:t>
+      </w:r>
+    </w:p>
+    <w:p>
+      <w:pPr>
+        <w:pStyle w:val="6"/>
+        <w:keepNext w:val="0"/>
+        <w:keepLines w:val="0"/>
+        <w:widowControl/>
+        <w:suppressLineNumbers w:val="0"/>
+        <w:ind w:left="1440"/>
+      </w:pPr>
+      <w:r>
+        <w:t>受击反馈 (Hit-Stun / Flash)</w:t>
+      </w:r>
+    </w:p>
+    <w:p>
+      <w:pPr>
+        <w:pStyle w:val="6"/>
+        <w:keepNext w:val="0"/>
+        <w:keepLines w:val="0"/>
+        <w:widowControl/>
+        <w:suppressLineNumbers w:val="0"/>
+        <w:ind w:left="1440"/>
+      </w:pPr>
+      <w:r>
+        <w:t>异常状态检测 (冰冻、减速计算)</w:t>
+      </w:r>
+    </w:p>
+    <w:p>
+      <w:pPr>
+        <w:pStyle w:val="6"/>
+        <w:keepNext w:val="0"/>
+        <w:keepLines w:val="0"/>
+        <w:widowControl/>
+        <w:suppressLineNumbers w:val="0"/>
+        <w:ind w:left="1440"/>
+      </w:pPr>
+      <w:r>
+        <w:t>生命值阶段监听 (跌破 30% 触发狂暴状态)</w:t>
+      </w:r>
+    </w:p>
+    <w:p>
+      <w:pPr>
+        <w:pStyle w:val="6"/>
+        <w:keepNext w:val="0"/>
+        <w:keepLines w:val="0"/>
+        <w:widowControl/>
+        <w:suppressLineNumbers w:val="0"/>
+        <w:ind w:left="1440"/>
+      </w:pPr>
+      <w:r>
+        <w:t>护甲系统底层逻辑 (霸体触发条件、甲壳减伤计算)</w:t>
+      </w:r>
+    </w:p>
+    <w:p>
+      <w:pPr>
+        <w:pStyle w:val="6"/>
+        <w:keepNext w:val="0"/>
+        <w:keepLines w:val="0"/>
+        <w:widowControl/>
+        <w:suppressLineNumbers w:val="0"/>
+        <w:ind w:left="1440"/>
+      </w:pPr>
+    </w:p>
+    <w:p>
+      <w:pPr>
+        <w:pStyle w:val="4"/>
+        <w:keepNext w:val="0"/>
+        <w:keepLines w:val="0"/>
+        <w:widowControl/>
+        <w:suppressLineNumbers w:val="0"/>
+      </w:pPr>
+      <w:r>
+        <w:t>第二、三章 Boss 的差异化实现（只替换“皮”和“主动技能”）</w:t>
+      </w:r>
+    </w:p>
+    <w:p>
+      <w:pPr>
+        <w:pStyle w:val="6"/>
+        <w:keepNext w:val="0"/>
+        <w:keepLines w:val="0"/>
+        <w:widowControl/>
+        <w:suppressLineNumbers w:val="0"/>
+      </w:pPr>
+      <w:r>
+        <w:t>第二章和第三章的 Boss 只需要继承这个基类，然后</w:t>
+      </w:r>
+      <w:r>
+        <w:rPr>
+          <w:b/>
+          <w:bCs/>
+        </w:rPr>
+        <w:t>替换掉具体的表现和技能函数</w:t>
+      </w:r>
+      <w:r>
+        <w:t>即可：</w:t>
+      </w:r>
+    </w:p>
+    <w:p>
+      <w:pPr>
+        <w:pStyle w:val="6"/>
+        <w:keepNext w:val="0"/>
+        <w:keepLines w:val="0"/>
+        <w:widowControl/>
+        <w:suppressLineNumbers w:val="0"/>
+      </w:pPr>
+      <w:r>
+        <w:rPr>
+          <w:b/>
+          <w:bCs/>
+        </w:rPr>
+        <w:t>🔥 熔岩之核 (Chapter 2 Boss)</w:t>
+      </w:r>
+    </w:p>
+    <w:p>
+      <w:pPr>
+        <w:pStyle w:val="6"/>
+        <w:keepNext w:val="0"/>
+        <w:keepLines w:val="0"/>
+        <w:widowControl/>
+        <w:suppressLineNumbers w:val="0"/>
+        <w:ind w:left="720"/>
+      </w:pPr>
+      <w:r>
+        <w:rPr>
+          <w:b/>
+          <w:bCs/>
+        </w:rPr>
+        <w:t>甲壳机制替换：</w:t>
+      </w:r>
+      <w:r>
+        <w:t xml:space="preserve"> 甲壳表现为“黑曜石外壳”。</w:t>
+      </w:r>
+    </w:p>
+    <w:p>
+      <w:pPr>
+        <w:pStyle w:val="6"/>
+        <w:keepNext w:val="0"/>
+        <w:keepLines w:val="0"/>
+        <w:widowControl/>
+        <w:suppressLineNumbers w:val="0"/>
+        <w:ind w:left="720"/>
+      </w:pPr>
+      <w:r>
+        <w:rPr>
+          <w:b/>
+          <w:bCs/>
+        </w:rPr>
+        <w:t>狂暴触发表现：</w:t>
+      </w:r>
+      <w:r>
+        <w:t xml:space="preserve"> 颜色从暗红变为刺眼的亮黄/白色，移速暴增，脚下持续生成岩浆斑。</w:t>
+      </w:r>
+    </w:p>
+    <w:p>
+      <w:pPr>
+        <w:pStyle w:val="6"/>
+        <w:keepNext w:val="0"/>
+        <w:keepLines w:val="0"/>
+        <w:widowControl/>
+        <w:suppressLineNumbers w:val="0"/>
+        <w:ind w:left="720"/>
+      </w:pPr>
+      <w:r>
+        <w:rPr>
+          <w:b/>
+          <w:bCs/>
+        </w:rPr>
+        <w:t>技能替换：</w:t>
+      </w:r>
+    </w:p>
+    <w:p>
+      <w:pPr>
+        <w:pStyle w:val="6"/>
+        <w:keepNext w:val="0"/>
+        <w:keepLines w:val="0"/>
+        <w:widowControl/>
+        <w:suppressLineNumbers w:val="0"/>
+        <w:ind w:left="1440"/>
+      </w:pPr>
+      <w:r>
+        <w:t xml:space="preserve">【污秽喷吐】 -&gt; </w:t>
+      </w:r>
+      <w:r>
+        <w:rPr>
+          <w:b/>
+          <w:bCs/>
+        </w:rPr>
+        <w:t>替换为【陨石雨】</w:t>
+      </w:r>
+      <w:r>
+        <w:t>（抛射火球）。</w:t>
+      </w:r>
+    </w:p>
+    <w:p>
+      <w:pPr>
+        <w:pStyle w:val="6"/>
+        <w:keepNext w:val="0"/>
+        <w:keepLines w:val="0"/>
+        <w:widowControl/>
+        <w:suppressLineNumbers w:val="0"/>
+        <w:ind w:left="1440"/>
+      </w:pPr>
+      <w:r>
+        <w:t xml:space="preserve">【召唤黑油】 -&gt; </w:t>
+      </w:r>
+      <w:r>
+        <w:rPr>
+          <w:b/>
+          <w:bCs/>
+        </w:rPr>
+        <w:t>替换为【汲取融合】</w:t>
+      </w:r>
+      <w:r>
+        <w:t>（召唤自爆怪向自己聚拢回血）。</w:t>
+      </w:r>
+    </w:p>
+    <w:p>
+      <w:pPr>
+        <w:pStyle w:val="6"/>
+        <w:keepNext w:val="0"/>
+        <w:keepLines w:val="0"/>
+        <w:widowControl/>
+        <w:suppressLineNumbers w:val="0"/>
+        <w:ind w:left="1440"/>
+      </w:pPr>
+      <w:r>
+        <w:t>【重力碾压】 -&gt; 依然是角力，但角力时 Boss 带有</w:t>
+      </w:r>
+      <w:r>
+        <w:rPr>
+          <w:b/>
+          <w:bCs/>
+        </w:rPr>
+        <w:t>霸体</w:t>
+      </w:r>
+      <w:r>
+        <w:t>，且推力更大。</w:t>
+      </w:r>
+    </w:p>
+    <w:p>
+      <w:pPr>
+        <w:pStyle w:val="6"/>
+        <w:keepNext w:val="0"/>
+        <w:keepLines w:val="0"/>
+        <w:widowControl/>
+        <w:suppressLineNumbers w:val="0"/>
+      </w:pPr>
+      <w:r>
+        <w:rPr>
+          <w:b/>
+          <w:bCs/>
+        </w:rPr>
+        <w:t>❄️ 极寒之核 (Chapter 3 Boss)</w:t>
+      </w:r>
+    </w:p>
+    <w:p>
+      <w:pPr>
+        <w:pStyle w:val="6"/>
+        <w:keepNext w:val="0"/>
+        <w:keepLines w:val="0"/>
+        <w:widowControl/>
+        <w:suppressLineNumbers w:val="0"/>
+        <w:ind w:left="720"/>
+      </w:pPr>
+      <w:r>
+        <w:rPr>
+          <w:b/>
+          <w:bCs/>
+        </w:rPr>
+        <w:t>甲壳机制替换：</w:t>
+      </w:r>
+      <w:r>
+        <w:t xml:space="preserve"> 甲壳表现为“绝对冰盾”。免疫所有减速/冰冻效果，直到甲壳被打破。</w:t>
+      </w:r>
+    </w:p>
+    <w:p>
+      <w:pPr>
+        <w:pStyle w:val="6"/>
+        <w:keepNext w:val="0"/>
+        <w:keepLines w:val="0"/>
+        <w:widowControl/>
+        <w:suppressLineNumbers w:val="0"/>
+        <w:ind w:left="720"/>
+      </w:pPr>
+      <w:r>
+        <w:rPr>
+          <w:b/>
+          <w:bCs/>
+        </w:rPr>
+        <w:t>狂暴触发表现：</w:t>
+      </w:r>
+      <w:r>
+        <w:t xml:space="preserve"> 屏幕边缘结霜（UI 特效），Boss 停止移动，开始场地中央的高压施法。</w:t>
+      </w:r>
+    </w:p>
+    <w:p>
+      <w:pPr>
+        <w:pStyle w:val="6"/>
+        <w:keepNext w:val="0"/>
+        <w:keepLines w:val="0"/>
+        <w:widowControl/>
+        <w:suppressLineNumbers w:val="0"/>
+        <w:ind w:left="720"/>
+      </w:pPr>
+      <w:r>
+        <w:rPr>
+          <w:b/>
+          <w:bCs/>
+        </w:rPr>
+        <w:t>技能替换：</w:t>
+      </w:r>
+    </w:p>
+    <w:p>
+      <w:pPr>
+        <w:pStyle w:val="6"/>
+        <w:keepNext w:val="0"/>
+        <w:keepLines w:val="0"/>
+        <w:widowControl/>
+        <w:suppressLineNumbers w:val="0"/>
+        <w:ind w:left="1440"/>
+      </w:pPr>
+      <w:r>
+        <w:t xml:space="preserve">【污秽喷吐】 -&gt; </w:t>
+      </w:r>
+      <w:r>
+        <w:rPr>
+          <w:b/>
+          <w:bCs/>
+        </w:rPr>
+        <w:t>替换为【冰封射线】</w:t>
+      </w:r>
+      <w:r>
+        <w:t>（扫射全场，碰到塔就冻结）。</w:t>
+      </w:r>
+    </w:p>
+    <w:p>
+      <w:pPr>
+        <w:pStyle w:val="6"/>
+        <w:keepNext w:val="0"/>
+        <w:keepLines w:val="0"/>
+        <w:widowControl/>
+        <w:suppressLineNumbers w:val="0"/>
+        <w:ind w:left="1440"/>
+      </w:pPr>
+      <w:r>
+        <w:t xml:space="preserve">【召唤黑油】 -&gt; </w:t>
+      </w:r>
+      <w:r>
+        <w:rPr>
+          <w:b/>
+          <w:bCs/>
+        </w:rPr>
+        <w:t>替换为【冰墙生成】</w:t>
+      </w:r>
+      <w:r>
+        <w:t>（在场地拉起冰墙阻挡你的激光）。</w:t>
+      </w:r>
+    </w:p>
+    <w:p>
+      <w:pPr>
+        <w:keepNext w:val="0"/>
+        <w:keepLines w:val="0"/>
+        <w:widowControl/>
+        <w:numPr>
+          <w:numId w:val="0"/>
+        </w:numPr>
+        <w:suppressLineNumbers w:val="0"/>
+        <w:spacing w:before="0" w:beforeAutospacing="1" w:after="0" w:afterAutospacing="1"/>
+      </w:pPr>
+    </w:p>
+    <w:p>
+      <w:pPr>
+        <w:keepNext w:val="0"/>
+        <w:keepLines w:val="0"/>
+        <w:widowControl/>
+        <w:numPr>
+          <w:numId w:val="0"/>
+        </w:numPr>
+        <w:suppressLineNumbers w:val="0"/>
+        <w:spacing w:before="0" w:beforeAutospacing="1" w:after="0" w:afterAutospacing="1"/>
+      </w:pPr>
+    </w:p>
+    <w:p>
+      <w:pPr>
+        <w:pStyle w:val="6"/>
+        <w:keepNext w:val="0"/>
+        <w:keepLines w:val="0"/>
+        <w:widowControl/>
+        <w:suppressLineNumbers w:val="0"/>
+      </w:pPr>
     </w:p>
     <w:p/>
     <w:sectPr>
@@ -1077,7 +2712,7 @@
     <w:lsdException w:unhideWhenUsed="0" w:uiPriority="0" w:semiHidden="0" w:name="Document Map"/>
     <w:lsdException w:unhideWhenUsed="0" w:uiPriority="0" w:semiHidden="0" w:name="Plain Text"/>
     <w:lsdException w:unhideWhenUsed="0" w:uiPriority="0" w:semiHidden="0" w:name="E-mail Signature"/>
-    <w:lsdException w:unhideWhenUsed="0" w:uiPriority="0" w:semiHidden="0" w:name="Normal (Web)"/>
+    <w:lsdException w:qFormat="1" w:unhideWhenUsed="0" w:uiPriority="0" w:semiHidden="0" w:name="Normal (Web)"/>
     <w:lsdException w:unhideWhenUsed="0" w:uiPriority="0" w:semiHidden="0" w:name="HTML Acronym"/>
     <w:lsdException w:unhideWhenUsed="0" w:uiPriority="0" w:semiHidden="0" w:name="HTML Address"/>
     <w:lsdException w:unhideWhenUsed="0" w:uiPriority="0" w:semiHidden="0" w:name="HTML Cite"/>
@@ -1292,12 +2927,34 @@
       <w:lang w:val="en-US" w:eastAsia="zh-CN" w:bidi="ar"/>
     </w:rPr>
   </w:style>
-  <w:style w:type="character" w:default="1" w:styleId="7">
+  <w:style w:type="paragraph" w:styleId="4">
+    <w:name w:val="heading 4"/>
+    <w:basedOn w:val="1"/>
+    <w:next w:val="1"/>
+    <w:semiHidden/>
+    <w:unhideWhenUsed/>
+    <w:qFormat/>
+    <w:uiPriority w:val="0"/>
+    <w:pPr>
+      <w:spacing w:before="0" w:beforeAutospacing="1" w:after="0" w:afterAutospacing="1"/>
+      <w:jc w:val="left"/>
+    </w:pPr>
+    <w:rPr>
+      <w:rFonts w:hint="eastAsia" w:ascii="宋体" w:hAnsi="宋体" w:eastAsia="宋体" w:cs="宋体"/>
+      <w:b/>
+      <w:bCs/>
+      <w:kern w:val="0"/>
+      <w:sz w:val="24"/>
+      <w:szCs w:val="24"/>
+      <w:lang w:val="en-US" w:eastAsia="zh-CN" w:bidi="ar"/>
+    </w:rPr>
+  </w:style>
+  <w:style w:type="character" w:default="1" w:styleId="8">
     <w:name w:val="Default Paragraph Font"/>
     <w:semiHidden/>
     <w:uiPriority w:val="0"/>
   </w:style>
-  <w:style w:type="table" w:default="1" w:styleId="6">
+  <w:style w:type="table" w:default="1" w:styleId="7">
     <w:name w:val="Normal Table"/>
     <w:semiHidden/>
     <w:uiPriority w:val="0"/>
@@ -1310,7 +2967,7 @@
       </w:tblCellMar>
     </w:tblPr>
   </w:style>
-  <w:style w:type="paragraph" w:styleId="4">
+  <w:style w:type="paragraph" w:styleId="5">
     <w:name w:val="toc 1"/>
     <w:basedOn w:val="1"/>
     <w:next w:val="1"/>
@@ -1326,9 +2983,10 @@
       <w:sz w:val="24"/>
     </w:rPr>
   </w:style>
-  <w:style w:type="paragraph" w:styleId="5">
+  <w:style w:type="paragraph" w:styleId="6">
     <w:name w:val="Normal (Web)"/>
     <w:basedOn w:val="1"/>
+    <w:qFormat/>
     <w:uiPriority w:val="0"/>
     <w:pPr>
       <w:spacing w:before="0" w:beforeAutospacing="1" w:after="0" w:afterAutospacing="1"/>
@@ -1341,9 +2999,9 @@
       <w:lang w:val="en-US" w:eastAsia="zh-CN" w:bidi="ar"/>
     </w:rPr>
   </w:style>
-  <w:style w:type="character" w:styleId="8">
+  <w:style w:type="character" w:styleId="9">
     <w:name w:val="HTML Code"/>
-    <w:basedOn w:val="7"/>
+    <w:basedOn w:val="8"/>
     <w:uiPriority w:val="0"/>
     <w:rPr>
       <w:rFonts w:ascii="Courier New" w:hAnsi="Courier New"/>
